--- a/(2)_Convection_Heat_Transfer/(2)_Thermal_Boundary_Layer_on_a_Flat_Plate_(Similarity_Solution)/Example_5/Example_5_Question_and_Solution.docx
+++ b/(2)_Convection_Heat_Transfer/(2)_Thermal_Boundary_Layer_on_a_Flat_Plate_(Similarity_Solution)/Example_5/Example_5_Question_and_Solution.docx
@@ -238,13 +238,7 @@
         <w:rPr>
           <w:rFonts w:ascii="Times New Roman" w:hAnsi="Times New Roman" w:cs="Times New Roman"/>
         </w:rPr>
-        <w:t xml:space="preserve"> </w:t>
-      </w:r>
-      <w:r>
-        <w:rPr>
-          <w:rFonts w:ascii="Times New Roman" w:hAnsi="Times New Roman" w:cs="Times New Roman"/>
-        </w:rPr>
-        <w:t>called</w:t>
+        <w:t xml:space="preserve"> called</w:t>
       </w:r>
       <w:r>
         <w:rPr>
@@ -318,6 +312,428 @@
           <w:rFonts w:ascii="Times New Roman" w:hAnsi="Times New Roman" w:cs="Times New Roman"/>
         </w:rPr>
       </w:pPr>
+      <m:oMathPara>
+        <m:oMath>
+          <m:sSub>
+            <m:sSubPr>
+              <m:ctrlPr>
+                <w:rPr>
+                  <w:rFonts w:ascii="Cambria Math" w:hAnsi="Cambria Math" w:cs="Times New Roman"/>
+                  <w:i/>
+                </w:rPr>
+              </m:ctrlPr>
+            </m:sSubPr>
+            <m:e>
+              <m:r>
+                <w:rPr>
+                  <w:rFonts w:ascii="Cambria Math" w:hAnsi="Cambria Math" w:cs="Times New Roman"/>
+                </w:rPr>
+                <m:t>y</m:t>
+              </m:r>
+            </m:e>
+            <m:sub>
+              <m:r>
+                <w:rPr>
+                  <w:rFonts w:ascii="Cambria Math" w:hAnsi="Cambria Math" w:cs="Times New Roman"/>
+                </w:rPr>
+                <m:t>1</m:t>
+              </m:r>
+            </m:sub>
+          </m:sSub>
+          <m:r>
+            <w:rPr>
+              <w:rFonts w:ascii="Cambria Math" w:hAnsi="Cambria Math" w:cs="Times New Roman"/>
+            </w:rPr>
+            <m:t>=f</m:t>
+          </m:r>
+        </m:oMath>
+      </m:oMathPara>
+    </w:p>
+    <w:p>
+      <w:pPr>
+        <w:jc w:val="center"/>
+        <w:rPr>
+          <w:rFonts w:ascii="Times New Roman" w:hAnsi="Times New Roman" w:cs="Times New Roman"/>
+        </w:rPr>
+      </w:pPr>
+      <m:oMathPara>
+        <m:oMath>
+          <m:sSub>
+            <m:sSubPr>
+              <m:ctrlPr>
+                <w:rPr>
+                  <w:rFonts w:ascii="Cambria Math" w:hAnsi="Cambria Math" w:cs="Times New Roman"/>
+                  <w:i/>
+                </w:rPr>
+              </m:ctrlPr>
+            </m:sSubPr>
+            <m:e>
+              <m:r>
+                <w:rPr>
+                  <w:rFonts w:ascii="Cambria Math" w:hAnsi="Cambria Math" w:cs="Times New Roman"/>
+                </w:rPr>
+                <m:t>y</m:t>
+              </m:r>
+            </m:e>
+            <m:sub>
+              <m:r>
+                <w:rPr>
+                  <w:rFonts w:ascii="Cambria Math" w:hAnsi="Cambria Math" w:cs="Times New Roman"/>
+                </w:rPr>
+                <m:t>2</m:t>
+              </m:r>
+            </m:sub>
+          </m:sSub>
+          <m:r>
+            <w:rPr>
+              <w:rFonts w:ascii="Cambria Math" w:hAnsi="Cambria Math" w:cs="Times New Roman"/>
+            </w:rPr>
+            <m:t>=</m:t>
+          </m:r>
+          <m:f>
+            <m:fPr>
+              <m:ctrlPr>
+                <w:rPr>
+                  <w:rFonts w:ascii="Cambria Math" w:hAnsi="Cambria Math" w:cs="Times New Roman"/>
+                  <w:i/>
+                </w:rPr>
+              </m:ctrlPr>
+            </m:fPr>
+            <m:num>
+              <m:r>
+                <w:rPr>
+                  <w:rFonts w:ascii="Cambria Math" w:hAnsi="Cambria Math" w:cs="Times New Roman"/>
+                </w:rPr>
+                <m:t>df</m:t>
+              </m:r>
+            </m:num>
+            <m:den>
+              <m:r>
+                <w:rPr>
+                  <w:rFonts w:ascii="Cambria Math" w:hAnsi="Cambria Math" w:cs="Times New Roman"/>
+                </w:rPr>
+                <m:t>d</m:t>
+              </m:r>
+              <m:r>
+                <w:rPr>
+                  <w:rFonts w:ascii="Cambria Math" w:hAnsi="Cambria Math" w:cs="Times New Roman"/>
+                </w:rPr>
+                <m:t>η</m:t>
+              </m:r>
+            </m:den>
+          </m:f>
+        </m:oMath>
+      </m:oMathPara>
+    </w:p>
+    <w:p>
+      <w:pPr>
+        <w:jc w:val="center"/>
+        <w:rPr>
+          <w:rFonts w:ascii="Times New Roman" w:hAnsi="Times New Roman" w:cs="Times New Roman"/>
+        </w:rPr>
+      </w:pPr>
+      <m:oMathPara>
+        <m:oMath>
+          <m:sSub>
+            <m:sSubPr>
+              <m:ctrlPr>
+                <w:rPr>
+                  <w:rFonts w:ascii="Cambria Math" w:hAnsi="Cambria Math" w:cs="Times New Roman"/>
+                  <w:i/>
+                </w:rPr>
+              </m:ctrlPr>
+            </m:sSubPr>
+            <m:e>
+              <m:r>
+                <w:rPr>
+                  <w:rFonts w:ascii="Cambria Math" w:hAnsi="Cambria Math" w:cs="Times New Roman"/>
+                </w:rPr>
+                <m:t>y</m:t>
+              </m:r>
+            </m:e>
+            <m:sub>
+              <m:r>
+                <w:rPr>
+                  <w:rFonts w:ascii="Cambria Math" w:hAnsi="Cambria Math" w:cs="Times New Roman"/>
+                </w:rPr>
+                <m:t>3</m:t>
+              </m:r>
+            </m:sub>
+          </m:sSub>
+          <m:r>
+            <w:rPr>
+              <w:rFonts w:ascii="Cambria Math" w:hAnsi="Cambria Math" w:cs="Times New Roman"/>
+            </w:rPr>
+            <m:t>=</m:t>
+          </m:r>
+          <m:f>
+            <m:fPr>
+              <m:ctrlPr>
+                <w:rPr>
+                  <w:rFonts w:ascii="Cambria Math" w:hAnsi="Cambria Math" w:cs="Times New Roman"/>
+                  <w:i/>
+                </w:rPr>
+              </m:ctrlPr>
+            </m:fPr>
+            <m:num>
+              <m:sSup>
+                <m:sSupPr>
+                  <m:ctrlPr>
+                    <w:rPr>
+                      <w:rFonts w:ascii="Cambria Math" w:hAnsi="Cambria Math" w:cs="Times New Roman"/>
+                      <w:i/>
+                    </w:rPr>
+                  </m:ctrlPr>
+                </m:sSupPr>
+                <m:e>
+                  <m:r>
+                    <w:rPr>
+                      <w:rFonts w:ascii="Cambria Math" w:hAnsi="Cambria Math" w:cs="Times New Roman"/>
+                    </w:rPr>
+                    <m:t>d</m:t>
+                  </m:r>
+                </m:e>
+                <m:sup>
+                  <m:r>
+                    <w:rPr>
+                      <w:rFonts w:ascii="Cambria Math" w:hAnsi="Cambria Math" w:cs="Times New Roman"/>
+                    </w:rPr>
+                    <m:t>2</m:t>
+                  </m:r>
+                </m:sup>
+              </m:sSup>
+              <m:r>
+                <w:rPr>
+                  <w:rFonts w:ascii="Cambria Math" w:hAnsi="Cambria Math" w:cs="Times New Roman"/>
+                </w:rPr>
+                <m:t>f</m:t>
+              </m:r>
+            </m:num>
+            <m:den>
+              <m:r>
+                <w:rPr>
+                  <w:rFonts w:ascii="Cambria Math" w:hAnsi="Cambria Math" w:cs="Times New Roman"/>
+                </w:rPr>
+                <m:t>d</m:t>
+              </m:r>
+              <m:sSup>
+                <m:sSupPr>
+                  <m:ctrlPr>
+                    <w:rPr>
+                      <w:rFonts w:ascii="Cambria Math" w:hAnsi="Cambria Math" w:cs="Times New Roman"/>
+                      <w:i/>
+                    </w:rPr>
+                  </m:ctrlPr>
+                </m:sSupPr>
+                <m:e>
+                  <m:r>
+                    <w:rPr>
+                      <w:rFonts w:ascii="Cambria Math" w:hAnsi="Cambria Math" w:cs="Times New Roman"/>
+                    </w:rPr>
+                    <m:t>η</m:t>
+                  </m:r>
+                </m:e>
+                <m:sup>
+                  <m:r>
+                    <w:rPr>
+                      <w:rFonts w:ascii="Cambria Math" w:hAnsi="Cambria Math" w:cs="Times New Roman"/>
+                    </w:rPr>
+                    <m:t>2</m:t>
+                  </m:r>
+                </m:sup>
+              </m:sSup>
+            </m:den>
+          </m:f>
+        </m:oMath>
+      </m:oMathPara>
+    </w:p>
+    <w:p>
+      <w:pPr>
+        <w:jc w:val="center"/>
+        <w:rPr>
+          <w:rFonts w:ascii="Times New Roman" w:hAnsi="Times New Roman" w:cs="Times New Roman"/>
+        </w:rPr>
+      </w:pPr>
+      <m:oMathPara>
+        <m:oMath>
+          <m:sSub>
+            <m:sSubPr>
+              <m:ctrlPr>
+                <w:rPr>
+                  <w:rFonts w:ascii="Cambria Math" w:hAnsi="Cambria Math" w:cs="Times New Roman"/>
+                  <w:i/>
+                </w:rPr>
+              </m:ctrlPr>
+            </m:sSubPr>
+            <m:e>
+              <m:r>
+                <w:rPr>
+                  <w:rFonts w:ascii="Cambria Math" w:hAnsi="Cambria Math" w:cs="Times New Roman"/>
+                </w:rPr>
+                <m:t>y</m:t>
+              </m:r>
+            </m:e>
+            <m:sub>
+              <m:r>
+                <w:rPr>
+                  <w:rFonts w:ascii="Cambria Math" w:hAnsi="Cambria Math" w:cs="Times New Roman"/>
+                </w:rPr>
+                <m:t>4</m:t>
+              </m:r>
+            </m:sub>
+          </m:sSub>
+          <m:r>
+            <w:rPr>
+              <w:rFonts w:ascii="Cambria Math" w:hAnsi="Cambria Math" w:cs="Times New Roman"/>
+            </w:rPr>
+            <m:t>=</m:t>
+          </m:r>
+          <m:sSup>
+            <m:sSupPr>
+              <m:ctrlPr>
+                <w:rPr>
+                  <w:rFonts w:ascii="Cambria Math" w:hAnsi="Cambria Math" w:cs="Times New Roman"/>
+                  <w:i/>
+                </w:rPr>
+              </m:ctrlPr>
+            </m:sSupPr>
+            <m:e>
+              <m:r>
+                <w:rPr>
+                  <w:rFonts w:ascii="Cambria Math" w:hAnsi="Cambria Math" w:cs="Times New Roman"/>
+                </w:rPr>
+                <m:t>T</m:t>
+              </m:r>
+            </m:e>
+            <m:sup>
+              <m:r>
+                <w:rPr>
+                  <w:rFonts w:ascii="Cambria Math" w:hAnsi="Cambria Math" w:cs="Times New Roman"/>
+                </w:rPr>
+                <m:t>*</m:t>
+              </m:r>
+            </m:sup>
+          </m:sSup>
+        </m:oMath>
+      </m:oMathPara>
+    </w:p>
+    <w:p>
+      <w:pPr>
+        <w:jc w:val="center"/>
+        <w:rPr>
+          <w:rFonts w:ascii="Times New Roman" w:hAnsi="Times New Roman" w:cs="Times New Roman"/>
+        </w:rPr>
+      </w:pPr>
+      <m:oMathPara>
+        <m:oMath>
+          <m:sSub>
+            <m:sSubPr>
+              <m:ctrlPr>
+                <w:rPr>
+                  <w:rFonts w:ascii="Cambria Math" w:hAnsi="Cambria Math" w:cs="Times New Roman"/>
+                  <w:i/>
+                </w:rPr>
+              </m:ctrlPr>
+            </m:sSubPr>
+            <m:e>
+              <m:r>
+                <w:rPr>
+                  <w:rFonts w:ascii="Cambria Math" w:hAnsi="Cambria Math" w:cs="Times New Roman"/>
+                </w:rPr>
+                <m:t>y</m:t>
+              </m:r>
+            </m:e>
+            <m:sub>
+              <m:r>
+                <w:rPr>
+                  <w:rFonts w:ascii="Cambria Math" w:hAnsi="Cambria Math" w:cs="Times New Roman"/>
+                </w:rPr>
+                <m:t>5</m:t>
+              </m:r>
+            </m:sub>
+          </m:sSub>
+          <m:r>
+            <w:rPr>
+              <w:rFonts w:ascii="Cambria Math" w:hAnsi="Cambria Math" w:cs="Times New Roman"/>
+            </w:rPr>
+            <m:t>=</m:t>
+          </m:r>
+          <m:f>
+            <m:fPr>
+              <m:ctrlPr>
+                <w:rPr>
+                  <w:rFonts w:ascii="Cambria Math" w:hAnsi="Cambria Math" w:cs="Times New Roman"/>
+                  <w:i/>
+                </w:rPr>
+              </m:ctrlPr>
+            </m:fPr>
+            <m:num>
+              <m:r>
+                <w:rPr>
+                  <w:rFonts w:ascii="Cambria Math" w:hAnsi="Cambria Math" w:cs="Times New Roman"/>
+                </w:rPr>
+                <m:t>d</m:t>
+              </m:r>
+              <m:sSup>
+                <m:sSupPr>
+                  <m:ctrlPr>
+                    <w:rPr>
+                      <w:rFonts w:ascii="Cambria Math" w:hAnsi="Cambria Math" w:cs="Times New Roman"/>
+                      <w:i/>
+                    </w:rPr>
+                  </m:ctrlPr>
+                </m:sSupPr>
+                <m:e>
+                  <m:r>
+                    <w:rPr>
+                      <w:rFonts w:ascii="Cambria Math" w:hAnsi="Cambria Math" w:cs="Times New Roman"/>
+                    </w:rPr>
+                    <m:t>T</m:t>
+                  </m:r>
+                </m:e>
+                <m:sup>
+                  <m:r>
+                    <w:rPr>
+                      <w:rFonts w:ascii="Cambria Math" w:hAnsi="Cambria Math" w:cs="Times New Roman"/>
+                    </w:rPr>
+                    <m:t>*</m:t>
+                  </m:r>
+                </m:sup>
+              </m:sSup>
+            </m:num>
+            <m:den>
+              <m:r>
+                <w:rPr>
+                  <w:rFonts w:ascii="Cambria Math" w:hAnsi="Cambria Math" w:cs="Times New Roman"/>
+                </w:rPr>
+                <m:t>dη</m:t>
+              </m:r>
+            </m:den>
+          </m:f>
+        </m:oMath>
+      </m:oMathPara>
+    </w:p>
+    <w:p>
+      <w:pPr>
+        <w:jc w:val="center"/>
+        <w:rPr>
+          <w:rFonts w:ascii="Times New Roman" w:hAnsi="Times New Roman" w:cs="Times New Roman"/>
+        </w:rPr>
+      </w:pPr>
+    </w:p>
+    <w:p>
+      <w:pPr>
+        <w:jc w:val="center"/>
+        <w:rPr>
+          <w:rFonts w:ascii="Times New Roman" w:hAnsi="Times New Roman" w:cs="Times New Roman" w:hint="eastAsia"/>
+        </w:rPr>
+      </w:pPr>
+      <w:r>
+        <w:rPr>
+          <w:rFonts w:ascii="Times New Roman" w:hAnsi="Times New Roman" w:cs="Times New Roman"/>
+        </w:rPr>
+        <w:tab/>
+      </w:r>
     </w:p>
     <w:sectPr>
       <w:pgSz w:w="12240" w:h="15840"/>
@@ -932,6 +1348,7 @@
   <w:style w:type="character" w:default="1" w:styleId="DefaultParagraphFont">
     <w:name w:val="Default Paragraph Font"/>
     <w:uiPriority w:val="1"/>
+    <w:semiHidden/>
     <w:unhideWhenUsed/>
   </w:style>
   <w:style w:type="table" w:default="1" w:styleId="TableNormal">

--- a/(2)_Convection_Heat_Transfer/(2)_Thermal_Boundary_Layer_on_a_Flat_Plate_(Similarity_Solution)/Example_5/Example_5_Question_and_Solution.docx
+++ b/(2)_Convection_Heat_Transfer/(2)_Thermal_Boundary_Layer_on_a_Flat_Plate_(Similarity_Solution)/Example_5/Example_5_Question_and_Solution.docx
@@ -412,13 +412,7 @@
                 <w:rPr>
                   <w:rFonts w:ascii="Cambria Math" w:hAnsi="Cambria Math" w:cs="Times New Roman"/>
                 </w:rPr>
-                <m:t>d</m:t>
-              </m:r>
-              <m:r>
-                <w:rPr>
-                  <w:rFonts w:ascii="Cambria Math" w:hAnsi="Cambria Math" w:cs="Times New Roman"/>
-                </w:rPr>
-                <m:t>η</m:t>
+                <m:t>dη</m:t>
               </m:r>
             </m:den>
           </m:f>
@@ -715,7 +709,1406 @@
     </w:p>
     <w:p>
       <w:pPr>
+        <w:rPr>
+          <w:rFonts w:ascii="Times New Roman" w:hAnsi="Times New Roman" w:cs="Times New Roman"/>
+        </w:rPr>
+      </w:pPr>
+      <w:r>
+        <w:rPr>
+          <w:rFonts w:ascii="Times New Roman" w:hAnsi="Times New Roman" w:cs="Times New Roman"/>
+        </w:rPr>
+        <w:t xml:space="preserve">where </w:t>
+      </w:r>
+      <m:oMath>
+        <m:sSub>
+          <m:sSubPr>
+            <m:ctrlPr>
+              <w:rPr>
+                <w:rFonts w:ascii="Cambria Math" w:hAnsi="Cambria Math" w:cs="Times New Roman"/>
+                <w:i/>
+              </w:rPr>
+            </m:ctrlPr>
+          </m:sSubPr>
+          <m:e>
+            <m:r>
+              <w:rPr>
+                <w:rFonts w:ascii="Cambria Math" w:hAnsi="Cambria Math" w:cs="Times New Roman"/>
+              </w:rPr>
+              <m:t>y</m:t>
+            </m:r>
+          </m:e>
+          <m:sub>
+            <m:r>
+              <w:rPr>
+                <w:rFonts w:ascii="Cambria Math" w:hAnsi="Cambria Math" w:cs="Times New Roman"/>
+              </w:rPr>
+              <m:t>1</m:t>
+            </m:r>
+          </m:sub>
+        </m:sSub>
+      </m:oMath>
+      <w:r>
+        <w:rPr>
+          <w:rFonts w:ascii="Times New Roman" w:hAnsi="Times New Roman" w:cs="Times New Roman"/>
+        </w:rPr>
+        <w:t xml:space="preserve"> </w:t>
+      </w:r>
+      <w:r>
+        <w:rPr>
+          <w:rFonts w:ascii="Times New Roman" w:hAnsi="Times New Roman" w:cs="Times New Roman"/>
+        </w:rPr>
+        <w:t xml:space="preserve">represents the stream function, </w:t>
+      </w:r>
+      <m:oMath>
+        <m:sSub>
+          <m:sSubPr>
+            <m:ctrlPr>
+              <w:rPr>
+                <w:rFonts w:ascii="Cambria Math" w:hAnsi="Cambria Math" w:cs="Times New Roman"/>
+                <w:i/>
+              </w:rPr>
+            </m:ctrlPr>
+          </m:sSubPr>
+          <m:e>
+            <m:r>
+              <w:rPr>
+                <w:rFonts w:ascii="Cambria Math" w:hAnsi="Cambria Math" w:cs="Times New Roman"/>
+              </w:rPr>
+              <m:t>y</m:t>
+            </m:r>
+          </m:e>
+          <m:sub>
+            <m:r>
+              <w:rPr>
+                <w:rFonts w:ascii="Cambria Math" w:hAnsi="Cambria Math" w:cs="Times New Roman"/>
+              </w:rPr>
+              <m:t>2</m:t>
+            </m:r>
+          </m:sub>
+        </m:sSub>
+      </m:oMath>
+      <w:r>
+        <w:rPr>
+          <w:rFonts w:ascii="Times New Roman" w:hAnsi="Times New Roman" w:cs="Times New Roman"/>
+        </w:rPr>
+        <w:t xml:space="preserve"> </w:t>
+      </w:r>
+      <w:r>
+        <w:rPr>
+          <w:rFonts w:ascii="Times New Roman" w:hAnsi="Times New Roman" w:cs="Times New Roman"/>
+        </w:rPr>
+        <w:t xml:space="preserve">the velocity, </w:t>
+      </w:r>
+      <m:oMath>
+        <m:sSub>
+          <m:sSubPr>
+            <m:ctrlPr>
+              <w:rPr>
+                <w:rFonts w:ascii="Cambria Math" w:hAnsi="Cambria Math" w:cs="Times New Roman"/>
+                <w:i/>
+              </w:rPr>
+            </m:ctrlPr>
+          </m:sSubPr>
+          <m:e>
+            <m:r>
+              <w:rPr>
+                <w:rFonts w:ascii="Cambria Math" w:hAnsi="Cambria Math" w:cs="Times New Roman"/>
+              </w:rPr>
+              <m:t>y</m:t>
+            </m:r>
+          </m:e>
+          <m:sub>
+            <m:r>
+              <w:rPr>
+                <w:rFonts w:ascii="Cambria Math" w:hAnsi="Cambria Math" w:cs="Times New Roman"/>
+              </w:rPr>
+              <m:t>3</m:t>
+            </m:r>
+          </m:sub>
+        </m:sSub>
+      </m:oMath>
+      <w:r>
+        <w:rPr>
+          <w:rFonts w:ascii="Times New Roman" w:hAnsi="Times New Roman" w:cs="Times New Roman"/>
+        </w:rPr>
+        <w:t xml:space="preserve"> </w:t>
+      </w:r>
+      <w:r>
+        <w:rPr>
+          <w:rFonts w:ascii="Times New Roman" w:hAnsi="Times New Roman" w:cs="Times New Roman"/>
+        </w:rPr>
+        <w:t xml:space="preserve">the shear, </w:t>
+      </w:r>
+      <m:oMath>
+        <m:sSub>
+          <m:sSubPr>
+            <m:ctrlPr>
+              <w:rPr>
+                <w:rFonts w:ascii="Cambria Math" w:hAnsi="Cambria Math" w:cs="Times New Roman"/>
+                <w:i/>
+              </w:rPr>
+            </m:ctrlPr>
+          </m:sSubPr>
+          <m:e>
+            <m:r>
+              <w:rPr>
+                <w:rFonts w:ascii="Cambria Math" w:hAnsi="Cambria Math" w:cs="Times New Roman"/>
+              </w:rPr>
+              <m:t>y</m:t>
+            </m:r>
+          </m:e>
+          <m:sub>
+            <m:r>
+              <w:rPr>
+                <w:rFonts w:ascii="Cambria Math" w:hAnsi="Cambria Math" w:cs="Times New Roman"/>
+              </w:rPr>
+              <m:t>4</m:t>
+            </m:r>
+          </m:sub>
+        </m:sSub>
+      </m:oMath>
+      <w:r>
+        <w:rPr>
+          <w:rFonts w:ascii="Times New Roman" w:hAnsi="Times New Roman" w:cs="Times New Roman"/>
+        </w:rPr>
+        <w:t xml:space="preserve"> </w:t>
+      </w:r>
+      <w:r>
+        <w:rPr>
+          <w:rFonts w:ascii="Times New Roman" w:hAnsi="Times New Roman" w:cs="Times New Roman"/>
+        </w:rPr>
+        <w:t>the temperature,</w:t>
+      </w:r>
+      <w:r>
+        <w:rPr>
+          <w:rFonts w:ascii="Times New Roman" w:hAnsi="Times New Roman" w:cs="Times New Roman"/>
+        </w:rPr>
+        <w:t xml:space="preserve"> </w:t>
+      </w:r>
+      <w:r>
+        <w:rPr>
+          <w:rFonts w:ascii="Times New Roman" w:hAnsi="Times New Roman" w:cs="Times New Roman"/>
+        </w:rPr>
+        <w:t>and</w:t>
+      </w:r>
+      <w:r>
+        <w:rPr>
+          <w:rFonts w:ascii="Times New Roman" w:hAnsi="Times New Roman" w:cs="Times New Roman"/>
+        </w:rPr>
+        <w:t xml:space="preserve"> </w:t>
+      </w:r>
+      <m:oMath>
+        <m:sSub>
+          <m:sSubPr>
+            <m:ctrlPr>
+              <w:rPr>
+                <w:rFonts w:ascii="Cambria Math" w:hAnsi="Cambria Math" w:cs="Times New Roman"/>
+                <w:i/>
+              </w:rPr>
+            </m:ctrlPr>
+          </m:sSubPr>
+          <m:e>
+            <m:r>
+              <w:rPr>
+                <w:rFonts w:ascii="Cambria Math" w:hAnsi="Cambria Math" w:cs="Times New Roman"/>
+              </w:rPr>
+              <m:t>y</m:t>
+            </m:r>
+          </m:e>
+          <m:sub>
+            <m:r>
+              <w:rPr>
+                <w:rFonts w:ascii="Cambria Math" w:hAnsi="Cambria Math" w:cs="Times New Roman"/>
+              </w:rPr>
+              <m:t>5</m:t>
+            </m:r>
+          </m:sub>
+        </m:sSub>
+      </m:oMath>
+      <w:r>
+        <w:rPr>
+          <w:rFonts w:ascii="Times New Roman" w:hAnsi="Times New Roman" w:cs="Times New Roman"/>
+        </w:rPr>
+        <w:t xml:space="preserve"> the heat flux.</w:t>
+      </w:r>
+      <w:r>
+        <w:rPr>
+          <w:rFonts w:ascii="Times New Roman" w:hAnsi="Times New Roman" w:cs="Times New Roman"/>
+        </w:rPr>
+        <w:t xml:space="preserve"> </w:t>
+      </w:r>
+      <w:r>
+        <w:rPr>
+          <w:rFonts w:ascii="Times New Roman" w:hAnsi="Times New Roman" w:cs="Times New Roman"/>
+        </w:rPr>
+        <w:t xml:space="preserve">These quantities are used in </w:t>
+      </w:r>
+      <w:r>
+        <w:rPr>
+          <w:rFonts w:ascii="Times New Roman" w:hAnsi="Times New Roman" w:cs="Times New Roman"/>
+        </w:rPr>
+        <w:t>Blasius equation</w:t>
+      </w:r>
+      <w:r>
+        <w:rPr>
+          <w:rFonts w:ascii="Times New Roman" w:hAnsi="Times New Roman" w:cs="Times New Roman"/>
+        </w:rPr>
+        <w:t xml:space="preserve"> and </w:t>
+      </w:r>
+      <w:r>
+        <w:rPr>
+          <w:rFonts w:ascii="Times New Roman" w:hAnsi="Times New Roman" w:cs="Times New Roman"/>
+        </w:rPr>
+        <w:t>thermal energy equation for the fluid</w:t>
+      </w:r>
+      <w:r>
+        <w:rPr>
+          <w:rFonts w:ascii="Times New Roman" w:hAnsi="Times New Roman" w:cs="Times New Roman"/>
+        </w:rPr>
+        <w:t xml:space="preserve"> to obtain the five first-order differential equations:</w:t>
+      </w:r>
+    </w:p>
+    <w:p>
+      <w:pPr>
         <w:jc w:val="center"/>
+        <w:rPr>
+          <w:rFonts w:ascii="Times New Roman" w:hAnsi="Times New Roman" w:cs="Times New Roman"/>
+        </w:rPr>
+      </w:pPr>
+      <m:oMathPara>
+        <m:oMath>
+          <m:f>
+            <m:fPr>
+              <m:ctrlPr>
+                <w:rPr>
+                  <w:rFonts w:ascii="Cambria Math" w:hAnsi="Cambria Math" w:cs="Times New Roman"/>
+                  <w:i/>
+                </w:rPr>
+              </m:ctrlPr>
+            </m:fPr>
+            <m:num>
+              <m:r>
+                <w:rPr>
+                  <w:rFonts w:ascii="Cambria Math" w:hAnsi="Cambria Math" w:cs="Times New Roman"/>
+                </w:rPr>
+                <m:t>d</m:t>
+              </m:r>
+              <m:sSub>
+                <m:sSubPr>
+                  <m:ctrlPr>
+                    <w:rPr>
+                      <w:rFonts w:ascii="Cambria Math" w:hAnsi="Cambria Math" w:cs="Times New Roman"/>
+                      <w:i/>
+                    </w:rPr>
+                  </m:ctrlPr>
+                </m:sSubPr>
+                <m:e>
+                  <m:r>
+                    <w:rPr>
+                      <w:rFonts w:ascii="Cambria Math" w:hAnsi="Cambria Math" w:cs="Times New Roman"/>
+                    </w:rPr>
+                    <m:t>y</m:t>
+                  </m:r>
+                </m:e>
+                <m:sub>
+                  <m:r>
+                    <w:rPr>
+                      <w:rFonts w:ascii="Cambria Math" w:hAnsi="Cambria Math" w:cs="Times New Roman"/>
+                    </w:rPr>
+                    <m:t>1</m:t>
+                  </m:r>
+                </m:sub>
+              </m:sSub>
+            </m:num>
+            <m:den>
+              <m:r>
+                <w:rPr>
+                  <w:rFonts w:ascii="Cambria Math" w:hAnsi="Cambria Math" w:cs="Times New Roman"/>
+                </w:rPr>
+                <m:t>dη</m:t>
+              </m:r>
+            </m:den>
+          </m:f>
+          <m:r>
+            <w:rPr>
+              <w:rFonts w:ascii="Cambria Math" w:hAnsi="Cambria Math" w:cs="Times New Roman"/>
+            </w:rPr>
+            <m:t>=</m:t>
+          </m:r>
+          <m:sSub>
+            <m:sSubPr>
+              <m:ctrlPr>
+                <w:rPr>
+                  <w:rFonts w:ascii="Cambria Math" w:hAnsi="Cambria Math" w:cs="Times New Roman"/>
+                  <w:i/>
+                </w:rPr>
+              </m:ctrlPr>
+            </m:sSubPr>
+            <m:e>
+              <m:r>
+                <w:rPr>
+                  <w:rFonts w:ascii="Cambria Math" w:hAnsi="Cambria Math" w:cs="Times New Roman"/>
+                </w:rPr>
+                <m:t>y</m:t>
+              </m:r>
+            </m:e>
+            <m:sub>
+              <m:r>
+                <w:rPr>
+                  <w:rFonts w:ascii="Cambria Math" w:hAnsi="Cambria Math" w:cs="Times New Roman"/>
+                </w:rPr>
+                <m:t>2</m:t>
+              </m:r>
+            </m:sub>
+          </m:sSub>
+        </m:oMath>
+      </m:oMathPara>
+    </w:p>
+    <w:p>
+      <w:pPr>
+        <w:jc w:val="center"/>
+        <w:rPr>
+          <w:rFonts w:ascii="Times New Roman" w:hAnsi="Times New Roman" w:cs="Times New Roman"/>
+        </w:rPr>
+      </w:pPr>
+      <m:oMathPara>
+        <m:oMath>
+          <m:f>
+            <m:fPr>
+              <m:ctrlPr>
+                <w:rPr>
+                  <w:rFonts w:ascii="Cambria Math" w:hAnsi="Cambria Math" w:cs="Times New Roman"/>
+                  <w:i/>
+                </w:rPr>
+              </m:ctrlPr>
+            </m:fPr>
+            <m:num>
+              <m:r>
+                <w:rPr>
+                  <w:rFonts w:ascii="Cambria Math" w:hAnsi="Cambria Math" w:cs="Times New Roman"/>
+                </w:rPr>
+                <m:t>d</m:t>
+              </m:r>
+              <m:sSub>
+                <m:sSubPr>
+                  <m:ctrlPr>
+                    <w:rPr>
+                      <w:rFonts w:ascii="Cambria Math" w:hAnsi="Cambria Math" w:cs="Times New Roman"/>
+                      <w:i/>
+                    </w:rPr>
+                  </m:ctrlPr>
+                </m:sSubPr>
+                <m:e>
+                  <m:r>
+                    <w:rPr>
+                      <w:rFonts w:ascii="Cambria Math" w:hAnsi="Cambria Math" w:cs="Times New Roman"/>
+                    </w:rPr>
+                    <m:t>y</m:t>
+                  </m:r>
+                </m:e>
+                <m:sub>
+                  <m:r>
+                    <w:rPr>
+                      <w:rFonts w:ascii="Cambria Math" w:hAnsi="Cambria Math" w:cs="Times New Roman"/>
+                    </w:rPr>
+                    <m:t>2</m:t>
+                  </m:r>
+                </m:sub>
+              </m:sSub>
+            </m:num>
+            <m:den>
+              <m:r>
+                <w:rPr>
+                  <w:rFonts w:ascii="Cambria Math" w:hAnsi="Cambria Math" w:cs="Times New Roman"/>
+                </w:rPr>
+                <m:t>dη</m:t>
+              </m:r>
+            </m:den>
+          </m:f>
+          <m:r>
+            <w:rPr>
+              <w:rFonts w:ascii="Cambria Math" w:hAnsi="Cambria Math" w:cs="Times New Roman"/>
+            </w:rPr>
+            <m:t>=</m:t>
+          </m:r>
+          <m:sSub>
+            <m:sSubPr>
+              <m:ctrlPr>
+                <w:rPr>
+                  <w:rFonts w:ascii="Cambria Math" w:hAnsi="Cambria Math" w:cs="Times New Roman"/>
+                  <w:i/>
+                </w:rPr>
+              </m:ctrlPr>
+            </m:sSubPr>
+            <m:e>
+              <m:r>
+                <w:rPr>
+                  <w:rFonts w:ascii="Cambria Math" w:hAnsi="Cambria Math" w:cs="Times New Roman"/>
+                </w:rPr>
+                <m:t>y</m:t>
+              </m:r>
+            </m:e>
+            <m:sub>
+              <m:r>
+                <w:rPr>
+                  <w:rFonts w:ascii="Cambria Math" w:hAnsi="Cambria Math" w:cs="Times New Roman"/>
+                </w:rPr>
+                <m:t>3</m:t>
+              </m:r>
+            </m:sub>
+          </m:sSub>
+        </m:oMath>
+      </m:oMathPara>
+    </w:p>
+    <w:p>
+      <w:pPr>
+        <w:jc w:val="center"/>
+        <w:rPr>
+          <w:rFonts w:ascii="Times New Roman" w:hAnsi="Times New Roman" w:cs="Times New Roman"/>
+        </w:rPr>
+      </w:pPr>
+      <m:oMathPara>
+        <m:oMath>
+          <m:f>
+            <m:fPr>
+              <m:ctrlPr>
+                <w:rPr>
+                  <w:rFonts w:ascii="Cambria Math" w:hAnsi="Cambria Math" w:cs="Times New Roman"/>
+                  <w:i/>
+                </w:rPr>
+              </m:ctrlPr>
+            </m:fPr>
+            <m:num>
+              <m:r>
+                <w:rPr>
+                  <w:rFonts w:ascii="Cambria Math" w:hAnsi="Cambria Math" w:cs="Times New Roman"/>
+                </w:rPr>
+                <m:t>d</m:t>
+              </m:r>
+              <m:sSub>
+                <m:sSubPr>
+                  <m:ctrlPr>
+                    <w:rPr>
+                      <w:rFonts w:ascii="Cambria Math" w:hAnsi="Cambria Math" w:cs="Times New Roman"/>
+                      <w:i/>
+                    </w:rPr>
+                  </m:ctrlPr>
+                </m:sSubPr>
+                <m:e>
+                  <m:r>
+                    <w:rPr>
+                      <w:rFonts w:ascii="Cambria Math" w:hAnsi="Cambria Math" w:cs="Times New Roman"/>
+                    </w:rPr>
+                    <m:t>y</m:t>
+                  </m:r>
+                </m:e>
+                <m:sub>
+                  <m:r>
+                    <w:rPr>
+                      <w:rFonts w:ascii="Cambria Math" w:hAnsi="Cambria Math" w:cs="Times New Roman"/>
+                    </w:rPr>
+                    <m:t>3</m:t>
+                  </m:r>
+                </m:sub>
+              </m:sSub>
+            </m:num>
+            <m:den>
+              <m:r>
+                <w:rPr>
+                  <w:rFonts w:ascii="Cambria Math" w:hAnsi="Cambria Math" w:cs="Times New Roman"/>
+                </w:rPr>
+                <m:t>dη</m:t>
+              </m:r>
+            </m:den>
+          </m:f>
+          <m:r>
+            <w:rPr>
+              <w:rFonts w:ascii="Cambria Math" w:hAnsi="Cambria Math" w:cs="Times New Roman"/>
+            </w:rPr>
+            <m:t>=</m:t>
+          </m:r>
+          <m:r>
+            <w:rPr>
+              <w:rFonts w:ascii="Cambria Math" w:hAnsi="Cambria Math" w:cs="Times New Roman"/>
+            </w:rPr>
+            <m:t>-</m:t>
+          </m:r>
+          <m:f>
+            <m:fPr>
+              <m:ctrlPr>
+                <w:rPr>
+                  <w:rFonts w:ascii="Cambria Math" w:hAnsi="Cambria Math" w:cs="Times New Roman"/>
+                  <w:i/>
+                </w:rPr>
+              </m:ctrlPr>
+            </m:fPr>
+            <m:num>
+              <m:r>
+                <w:rPr>
+                  <w:rFonts w:ascii="Cambria Math" w:hAnsi="Cambria Math" w:cs="Times New Roman"/>
+                </w:rPr>
+                <m:t>1</m:t>
+              </m:r>
+            </m:num>
+            <m:den>
+              <m:r>
+                <w:rPr>
+                  <w:rFonts w:ascii="Cambria Math" w:hAnsi="Cambria Math" w:cs="Times New Roman"/>
+                </w:rPr>
+                <m:t>2</m:t>
+              </m:r>
+            </m:den>
+          </m:f>
+          <m:sSub>
+            <m:sSubPr>
+              <m:ctrlPr>
+                <w:rPr>
+                  <w:rFonts w:ascii="Cambria Math" w:hAnsi="Cambria Math" w:cs="Times New Roman"/>
+                  <w:i/>
+                </w:rPr>
+              </m:ctrlPr>
+            </m:sSubPr>
+            <m:e>
+              <m:r>
+                <w:rPr>
+                  <w:rFonts w:ascii="Cambria Math" w:hAnsi="Cambria Math" w:cs="Times New Roman"/>
+                </w:rPr>
+                <m:t>y</m:t>
+              </m:r>
+            </m:e>
+            <m:sub>
+              <m:r>
+                <w:rPr>
+                  <w:rFonts w:ascii="Cambria Math" w:hAnsi="Cambria Math" w:cs="Times New Roman"/>
+                </w:rPr>
+                <m:t>1</m:t>
+              </m:r>
+            </m:sub>
+          </m:sSub>
+          <m:sSub>
+            <m:sSubPr>
+              <m:ctrlPr>
+                <w:rPr>
+                  <w:rFonts w:ascii="Cambria Math" w:hAnsi="Cambria Math" w:cs="Times New Roman"/>
+                  <w:i/>
+                </w:rPr>
+              </m:ctrlPr>
+            </m:sSubPr>
+            <m:e>
+              <m:r>
+                <w:rPr>
+                  <w:rFonts w:ascii="Cambria Math" w:hAnsi="Cambria Math" w:cs="Times New Roman"/>
+                </w:rPr>
+                <m:t>y</m:t>
+              </m:r>
+            </m:e>
+            <m:sub>
+              <m:r>
+                <w:rPr>
+                  <w:rFonts w:ascii="Cambria Math" w:hAnsi="Cambria Math" w:cs="Times New Roman"/>
+                </w:rPr>
+                <m:t>3</m:t>
+              </m:r>
+            </m:sub>
+          </m:sSub>
+        </m:oMath>
+      </m:oMathPara>
+    </w:p>
+    <w:p>
+      <w:pPr>
+        <w:jc w:val="center"/>
+        <w:rPr>
+          <w:rFonts w:ascii="Times New Roman" w:hAnsi="Times New Roman" w:cs="Times New Roman"/>
+        </w:rPr>
+      </w:pPr>
+      <m:oMathPara>
+        <m:oMath>
+          <m:f>
+            <m:fPr>
+              <m:ctrlPr>
+                <w:rPr>
+                  <w:rFonts w:ascii="Cambria Math" w:hAnsi="Cambria Math" w:cs="Times New Roman"/>
+                  <w:i/>
+                </w:rPr>
+              </m:ctrlPr>
+            </m:fPr>
+            <m:num>
+              <m:r>
+                <w:rPr>
+                  <w:rFonts w:ascii="Cambria Math" w:hAnsi="Cambria Math" w:cs="Times New Roman"/>
+                </w:rPr>
+                <m:t>d</m:t>
+              </m:r>
+              <m:sSub>
+                <m:sSubPr>
+                  <m:ctrlPr>
+                    <w:rPr>
+                      <w:rFonts w:ascii="Cambria Math" w:hAnsi="Cambria Math" w:cs="Times New Roman"/>
+                      <w:i/>
+                    </w:rPr>
+                  </m:ctrlPr>
+                </m:sSubPr>
+                <m:e>
+                  <m:r>
+                    <w:rPr>
+                      <w:rFonts w:ascii="Cambria Math" w:hAnsi="Cambria Math" w:cs="Times New Roman"/>
+                    </w:rPr>
+                    <m:t>y</m:t>
+                  </m:r>
+                </m:e>
+                <m:sub>
+                  <m:r>
+                    <w:rPr>
+                      <w:rFonts w:ascii="Cambria Math" w:hAnsi="Cambria Math" w:cs="Times New Roman"/>
+                    </w:rPr>
+                    <m:t>4</m:t>
+                  </m:r>
+                </m:sub>
+              </m:sSub>
+            </m:num>
+            <m:den>
+              <m:r>
+                <w:rPr>
+                  <w:rFonts w:ascii="Cambria Math" w:hAnsi="Cambria Math" w:cs="Times New Roman"/>
+                </w:rPr>
+                <m:t>dη</m:t>
+              </m:r>
+            </m:den>
+          </m:f>
+          <m:r>
+            <w:rPr>
+              <w:rFonts w:ascii="Cambria Math" w:hAnsi="Cambria Math" w:cs="Times New Roman"/>
+            </w:rPr>
+            <m:t>=</m:t>
+          </m:r>
+          <m:sSub>
+            <m:sSubPr>
+              <m:ctrlPr>
+                <w:rPr>
+                  <w:rFonts w:ascii="Cambria Math" w:hAnsi="Cambria Math" w:cs="Times New Roman"/>
+                  <w:i/>
+                </w:rPr>
+              </m:ctrlPr>
+            </m:sSubPr>
+            <m:e>
+              <m:r>
+                <w:rPr>
+                  <w:rFonts w:ascii="Cambria Math" w:hAnsi="Cambria Math" w:cs="Times New Roman"/>
+                </w:rPr>
+                <m:t>y</m:t>
+              </m:r>
+            </m:e>
+            <m:sub>
+              <m:r>
+                <w:rPr>
+                  <w:rFonts w:ascii="Cambria Math" w:hAnsi="Cambria Math" w:cs="Times New Roman"/>
+                </w:rPr>
+                <m:t>5</m:t>
+              </m:r>
+            </m:sub>
+          </m:sSub>
+        </m:oMath>
+      </m:oMathPara>
+    </w:p>
+    <w:p>
+      <w:pPr>
+        <w:jc w:val="center"/>
+        <w:rPr>
+          <w:rFonts w:ascii="Times New Roman" w:hAnsi="Times New Roman" w:cs="Times New Roman"/>
+        </w:rPr>
+      </w:pPr>
+      <m:oMathPara>
+        <m:oMath>
+          <m:f>
+            <m:fPr>
+              <m:ctrlPr>
+                <w:rPr>
+                  <w:rFonts w:ascii="Cambria Math" w:hAnsi="Cambria Math" w:cs="Times New Roman"/>
+                  <w:i/>
+                </w:rPr>
+              </m:ctrlPr>
+            </m:fPr>
+            <m:num>
+              <m:r>
+                <w:rPr>
+                  <w:rFonts w:ascii="Cambria Math" w:hAnsi="Cambria Math" w:cs="Times New Roman"/>
+                </w:rPr>
+                <m:t>d</m:t>
+              </m:r>
+              <m:sSub>
+                <m:sSubPr>
+                  <m:ctrlPr>
+                    <w:rPr>
+                      <w:rFonts w:ascii="Cambria Math" w:hAnsi="Cambria Math" w:cs="Times New Roman"/>
+                      <w:i/>
+                    </w:rPr>
+                  </m:ctrlPr>
+                </m:sSubPr>
+                <m:e>
+                  <m:r>
+                    <w:rPr>
+                      <w:rFonts w:ascii="Cambria Math" w:hAnsi="Cambria Math" w:cs="Times New Roman"/>
+                    </w:rPr>
+                    <m:t>y</m:t>
+                  </m:r>
+                </m:e>
+                <m:sub>
+                  <m:r>
+                    <w:rPr>
+                      <w:rFonts w:ascii="Cambria Math" w:hAnsi="Cambria Math" w:cs="Times New Roman"/>
+                    </w:rPr>
+                    <m:t>5</m:t>
+                  </m:r>
+                </m:sub>
+              </m:sSub>
+            </m:num>
+            <m:den>
+              <m:r>
+                <w:rPr>
+                  <w:rFonts w:ascii="Cambria Math" w:hAnsi="Cambria Math" w:cs="Times New Roman"/>
+                </w:rPr>
+                <m:t>dη</m:t>
+              </m:r>
+            </m:den>
+          </m:f>
+          <m:r>
+            <w:rPr>
+              <w:rFonts w:ascii="Cambria Math" w:hAnsi="Cambria Math" w:cs="Times New Roman"/>
+            </w:rPr>
+            <m:t>=</m:t>
+          </m:r>
+          <m:r>
+            <w:rPr>
+              <w:rFonts w:ascii="Cambria Math" w:hAnsi="Cambria Math" w:cs="Times New Roman"/>
+            </w:rPr>
+            <m:t>-</m:t>
+          </m:r>
+          <m:f>
+            <m:fPr>
+              <m:ctrlPr>
+                <w:rPr>
+                  <w:rFonts w:ascii="Cambria Math" w:hAnsi="Cambria Math" w:cs="Times New Roman"/>
+                  <w:i/>
+                </w:rPr>
+              </m:ctrlPr>
+            </m:fPr>
+            <m:num>
+              <m:r>
+                <w:rPr>
+                  <w:rFonts w:ascii="Cambria Math" w:hAnsi="Cambria Math" w:cs="Times New Roman"/>
+                </w:rPr>
+                <m:t>Pr</m:t>
+              </m:r>
+            </m:num>
+            <m:den>
+              <m:r>
+                <w:rPr>
+                  <w:rFonts w:ascii="Cambria Math" w:hAnsi="Cambria Math" w:cs="Times New Roman"/>
+                </w:rPr>
+                <m:t>2</m:t>
+              </m:r>
+            </m:den>
+          </m:f>
+          <m:sSub>
+            <m:sSubPr>
+              <m:ctrlPr>
+                <w:rPr>
+                  <w:rFonts w:ascii="Cambria Math" w:hAnsi="Cambria Math" w:cs="Times New Roman"/>
+                  <w:i/>
+                </w:rPr>
+              </m:ctrlPr>
+            </m:sSubPr>
+            <m:e>
+              <m:r>
+                <w:rPr>
+                  <w:rFonts w:ascii="Cambria Math" w:hAnsi="Cambria Math" w:cs="Times New Roman"/>
+                </w:rPr>
+                <m:t>y</m:t>
+              </m:r>
+            </m:e>
+            <m:sub>
+              <m:r>
+                <w:rPr>
+                  <w:rFonts w:ascii="Cambria Math" w:hAnsi="Cambria Math" w:cs="Times New Roman"/>
+                </w:rPr>
+                <m:t>1</m:t>
+              </m:r>
+            </m:sub>
+          </m:sSub>
+          <m:sSub>
+            <m:sSubPr>
+              <m:ctrlPr>
+                <w:rPr>
+                  <w:rFonts w:ascii="Cambria Math" w:hAnsi="Cambria Math" w:cs="Times New Roman"/>
+                  <w:i/>
+                </w:rPr>
+              </m:ctrlPr>
+            </m:sSubPr>
+            <m:e>
+              <m:r>
+                <w:rPr>
+                  <w:rFonts w:ascii="Cambria Math" w:hAnsi="Cambria Math" w:cs="Times New Roman"/>
+                </w:rPr>
+                <m:t>y</m:t>
+              </m:r>
+            </m:e>
+            <m:sub>
+              <m:r>
+                <w:rPr>
+                  <w:rFonts w:ascii="Cambria Math" w:hAnsi="Cambria Math" w:cs="Times New Roman"/>
+                </w:rPr>
+                <m:t>5</m:t>
+              </m:r>
+            </m:sub>
+          </m:sSub>
+        </m:oMath>
+      </m:oMathPara>
+    </w:p>
+    <w:p>
+      <w:pPr>
+        <w:jc w:val="both"/>
+        <w:rPr>
+          <w:rFonts w:ascii="Times New Roman" w:hAnsi="Times New Roman" w:cs="Times New Roman"/>
+        </w:rPr>
+      </w:pPr>
+      <w:r>
+        <w:rPr>
+          <w:rFonts w:ascii="Times New Roman" w:hAnsi="Times New Roman" w:cs="Times New Roman"/>
+        </w:rPr>
+        <w:lastRenderedPageBreak/>
+        <w:t xml:space="preserve">The boundary conditions given by </w:t>
+      </w:r>
+      <w:r>
+        <w:rPr>
+          <w:rFonts w:ascii="Times New Roman" w:hAnsi="Times New Roman" w:cs="Times New Roman"/>
+        </w:rPr>
+        <w:t>thermal boundary layer equation</w:t>
+      </w:r>
+      <w:r>
+        <w:rPr>
+          <w:rFonts w:ascii="Times New Roman" w:hAnsi="Times New Roman" w:cs="Times New Roman"/>
+        </w:rPr>
+        <w:t xml:space="preserve"> can be expressed in terms of the new variables as</w:t>
+      </w:r>
+    </w:p>
+    <w:p>
+      <w:pPr>
+        <w:jc w:val="both"/>
+        <w:rPr>
+          <w:rFonts w:ascii="Times New Roman" w:hAnsi="Times New Roman" w:cs="Times New Roman"/>
+        </w:rPr>
+      </w:pPr>
+      <m:oMathPara>
+        <m:oMath>
+          <m:sSub>
+            <m:sSubPr>
+              <m:ctrlPr>
+                <w:rPr>
+                  <w:rFonts w:ascii="Cambria Math" w:hAnsi="Cambria Math" w:cs="Times New Roman"/>
+                  <w:i/>
+                </w:rPr>
+              </m:ctrlPr>
+            </m:sSubPr>
+            <m:e>
+              <m:r>
+                <w:rPr>
+                  <w:rFonts w:ascii="Cambria Math" w:hAnsi="Cambria Math" w:cs="Times New Roman"/>
+                </w:rPr>
+                <m:t>y</m:t>
+              </m:r>
+            </m:e>
+            <m:sub>
+              <m:r>
+                <w:rPr>
+                  <w:rFonts w:ascii="Cambria Math" w:hAnsi="Cambria Math" w:cs="Times New Roman"/>
+                </w:rPr>
+                <m:t>1</m:t>
+              </m:r>
+            </m:sub>
+          </m:sSub>
+          <m:r>
+            <w:rPr>
+              <w:rFonts w:ascii="Cambria Math" w:hAnsi="Cambria Math" w:cs="Times New Roman"/>
+            </w:rPr>
+            <m:t>(0)</m:t>
+          </m:r>
+          <m:r>
+            <w:rPr>
+              <w:rFonts w:ascii="Cambria Math" w:hAnsi="Cambria Math" w:cs="Times New Roman"/>
+            </w:rPr>
+            <m:t>=</m:t>
+          </m:r>
+          <m:r>
+            <w:rPr>
+              <w:rFonts w:ascii="Cambria Math" w:hAnsi="Cambria Math" w:cs="Times New Roman"/>
+            </w:rPr>
+            <m:t>0</m:t>
+          </m:r>
+        </m:oMath>
+      </m:oMathPara>
+    </w:p>
+    <w:p>
+      <w:pPr>
+        <w:jc w:val="both"/>
+        <w:rPr>
+          <w:rFonts w:ascii="Times New Roman" w:hAnsi="Times New Roman" w:cs="Times New Roman"/>
+        </w:rPr>
+      </w:pPr>
+      <m:oMathPara>
+        <m:oMath>
+          <m:sSub>
+            <m:sSubPr>
+              <m:ctrlPr>
+                <w:rPr>
+                  <w:rFonts w:ascii="Cambria Math" w:hAnsi="Cambria Math" w:cs="Times New Roman"/>
+                  <w:i/>
+                </w:rPr>
+              </m:ctrlPr>
+            </m:sSubPr>
+            <m:e>
+              <m:r>
+                <w:rPr>
+                  <w:rFonts w:ascii="Cambria Math" w:hAnsi="Cambria Math" w:cs="Times New Roman"/>
+                </w:rPr>
+                <m:t>y</m:t>
+              </m:r>
+            </m:e>
+            <m:sub>
+              <m:r>
+                <w:rPr>
+                  <w:rFonts w:ascii="Cambria Math" w:hAnsi="Cambria Math" w:cs="Times New Roman"/>
+                </w:rPr>
+                <m:t>2</m:t>
+              </m:r>
+            </m:sub>
+          </m:sSub>
+          <m:r>
+            <w:rPr>
+              <w:rFonts w:ascii="Cambria Math" w:hAnsi="Cambria Math" w:cs="Times New Roman"/>
+            </w:rPr>
+            <m:t>(0)=0</m:t>
+          </m:r>
+        </m:oMath>
+      </m:oMathPara>
+    </w:p>
+    <w:p>
+      <w:pPr>
+        <w:jc w:val="both"/>
+        <w:rPr>
+          <w:rFonts w:ascii="Times New Roman" w:hAnsi="Times New Roman" w:cs="Times New Roman"/>
+        </w:rPr>
+      </w:pPr>
+      <m:oMathPara>
+        <m:oMath>
+          <m:sSub>
+            <m:sSubPr>
+              <m:ctrlPr>
+                <w:rPr>
+                  <w:rFonts w:ascii="Cambria Math" w:hAnsi="Cambria Math" w:cs="Times New Roman"/>
+                  <w:i/>
+                </w:rPr>
+              </m:ctrlPr>
+            </m:sSubPr>
+            <m:e>
+              <m:r>
+                <w:rPr>
+                  <w:rFonts w:ascii="Cambria Math" w:hAnsi="Cambria Math" w:cs="Times New Roman"/>
+                </w:rPr>
+                <m:t>y</m:t>
+              </m:r>
+            </m:e>
+            <m:sub>
+              <m:r>
+                <w:rPr>
+                  <w:rFonts w:ascii="Cambria Math" w:hAnsi="Cambria Math" w:cs="Times New Roman"/>
+                </w:rPr>
+                <m:t>2</m:t>
+              </m:r>
+            </m:sub>
+          </m:sSub>
+          <m:r>
+            <w:rPr>
+              <w:rFonts w:ascii="Cambria Math" w:hAnsi="Cambria Math" w:cs="Times New Roman"/>
+            </w:rPr>
+            <m:t>(</m:t>
+          </m:r>
+          <m:r>
+            <w:rPr>
+              <w:rFonts w:ascii="Cambria Math" w:hAnsi="Cambria Math" w:cs="Times New Roman"/>
+            </w:rPr>
+            <m:t>η→∞</m:t>
+          </m:r>
+          <m:r>
+            <w:rPr>
+              <w:rFonts w:ascii="Cambria Math" w:hAnsi="Cambria Math" w:cs="Times New Roman"/>
+            </w:rPr>
+            <m:t>)→</m:t>
+          </m:r>
+          <m:r>
+            <w:rPr>
+              <w:rFonts w:ascii="Cambria Math" w:hAnsi="Cambria Math" w:cs="Times New Roman"/>
+            </w:rPr>
+            <m:t>1</m:t>
+          </m:r>
+        </m:oMath>
+      </m:oMathPara>
+    </w:p>
+    <w:p>
+      <w:pPr>
+        <w:jc w:val="both"/>
+        <w:rPr>
+          <w:rFonts w:ascii="Times New Roman" w:hAnsi="Times New Roman" w:cs="Times New Roman"/>
+        </w:rPr>
+      </w:pPr>
+      <m:oMathPara>
+        <m:oMath>
+          <m:sSub>
+            <m:sSubPr>
+              <m:ctrlPr>
+                <w:rPr>
+                  <w:rFonts w:ascii="Cambria Math" w:hAnsi="Cambria Math" w:cs="Times New Roman"/>
+                  <w:i/>
+                </w:rPr>
+              </m:ctrlPr>
+            </m:sSubPr>
+            <m:e>
+              <m:r>
+                <w:rPr>
+                  <w:rFonts w:ascii="Cambria Math" w:hAnsi="Cambria Math" w:cs="Times New Roman"/>
+                </w:rPr>
+                <m:t>y</m:t>
+              </m:r>
+            </m:e>
+            <m:sub>
+              <m:r>
+                <w:rPr>
+                  <w:rFonts w:ascii="Cambria Math" w:hAnsi="Cambria Math" w:cs="Times New Roman"/>
+                </w:rPr>
+                <m:t>4</m:t>
+              </m:r>
+            </m:sub>
+          </m:sSub>
+          <m:r>
+            <w:rPr>
+              <w:rFonts w:ascii="Cambria Math" w:hAnsi="Cambria Math" w:cs="Times New Roman"/>
+            </w:rPr>
+            <m:t>(η→∞)→1</m:t>
+          </m:r>
+        </m:oMath>
+      </m:oMathPara>
+    </w:p>
+    <w:p>
+      <w:pPr>
+        <w:jc w:val="both"/>
+        <w:rPr>
+          <w:rFonts w:ascii="Times New Roman" w:hAnsi="Times New Roman" w:cs="Times New Roman"/>
+        </w:rPr>
+      </w:pPr>
+      <m:oMathPara>
+        <m:oMath>
+          <m:sSub>
+            <m:sSubPr>
+              <m:ctrlPr>
+                <w:rPr>
+                  <w:rFonts w:ascii="Cambria Math" w:hAnsi="Cambria Math" w:cs="Times New Roman"/>
+                  <w:i/>
+                </w:rPr>
+              </m:ctrlPr>
+            </m:sSubPr>
+            <m:e>
+              <m:r>
+                <w:rPr>
+                  <w:rFonts w:ascii="Cambria Math" w:hAnsi="Cambria Math" w:cs="Times New Roman"/>
+                </w:rPr>
+                <m:t>y</m:t>
+              </m:r>
+            </m:e>
+            <m:sub>
+              <m:r>
+                <w:rPr>
+                  <w:rFonts w:ascii="Cambria Math" w:hAnsi="Cambria Math" w:cs="Times New Roman"/>
+                </w:rPr>
+                <m:t>4</m:t>
+              </m:r>
+            </m:sub>
+          </m:sSub>
+          <m:r>
+            <w:rPr>
+              <w:rFonts w:ascii="Cambria Math" w:hAnsi="Cambria Math" w:cs="Times New Roman"/>
+            </w:rPr>
+            <m:t>(0)=0</m:t>
+          </m:r>
+        </m:oMath>
+      </m:oMathPara>
+    </w:p>
+    <w:p>
+      <w:pPr>
+        <w:jc w:val="both"/>
+        <w:rPr>
+          <w:rFonts w:ascii="Times New Roman" w:hAnsi="Times New Roman" w:cs="Times New Roman"/>
+        </w:rPr>
+      </w:pPr>
+      <w:r>
+        <w:rPr>
+          <w:rFonts w:ascii="Times New Roman" w:hAnsi="Times New Roman" w:cs="Times New Roman"/>
+        </w:rPr>
+        <w:t>We create the following program,</w:t>
+      </w:r>
+      <w:r>
+        <w:rPr>
+          <w:rFonts w:ascii="Times New Roman" w:hAnsi="Times New Roman" w:cs="Times New Roman"/>
+        </w:rPr>
+        <w:t xml:space="preserve"> </w:t>
+      </w:r>
+      <w:r>
+        <w:rPr>
+          <w:rFonts w:ascii="Times New Roman" w:hAnsi="Times New Roman" w:cs="Times New Roman"/>
+        </w:rPr>
+        <w:t>which includes two subfunctions that support bvp4c. The function</w:t>
+      </w:r>
+      <w:r>
+        <w:rPr>
+          <w:rFonts w:ascii="Times New Roman" w:hAnsi="Times New Roman" w:cs="Times New Roman"/>
+        </w:rPr>
+        <w:t xml:space="preserve"> </w:t>
+      </w:r>
+      <w:proofErr w:type="spellStart"/>
+      <w:r>
+        <w:rPr>
+          <w:rFonts w:ascii="Times New Roman" w:hAnsi="Times New Roman" w:cs="Times New Roman"/>
+          <w:b/>
+          <w:bCs/>
+        </w:rPr>
+        <w:t>BlasiusT</w:t>
+      </w:r>
+      <w:proofErr w:type="spellEnd"/>
+      <w:r>
+        <w:rPr>
+          <w:rFonts w:ascii="Times New Roman" w:hAnsi="Times New Roman" w:cs="Times New Roman"/>
+        </w:rPr>
+        <w:t xml:space="preserve"> </w:t>
+      </w:r>
+      <w:r>
+        <w:rPr>
+          <w:rFonts w:ascii="Times New Roman" w:hAnsi="Times New Roman" w:cs="Times New Roman"/>
+        </w:rPr>
+        <w:t>defines the five first-order differential equations and the function</w:t>
+      </w:r>
+      <w:r>
+        <w:rPr>
+          <w:rFonts w:ascii="Times New Roman" w:hAnsi="Times New Roman" w:cs="Times New Roman"/>
+        </w:rPr>
+        <w:t xml:space="preserve"> </w:t>
+      </w:r>
+      <w:proofErr w:type="spellStart"/>
+      <w:r>
+        <w:rPr>
+          <w:rFonts w:ascii="Times New Roman" w:hAnsi="Times New Roman" w:cs="Times New Roman"/>
+          <w:b/>
+          <w:bCs/>
+        </w:rPr>
+        <w:t>BlasiusTbc</w:t>
+      </w:r>
+      <w:proofErr w:type="spellEnd"/>
+      <w:r>
+        <w:rPr>
+          <w:rFonts w:ascii="Times New Roman" w:hAnsi="Times New Roman" w:cs="Times New Roman"/>
+        </w:rPr>
+        <w:t xml:space="preserve"> </w:t>
+      </w:r>
+      <w:r>
+        <w:rPr>
+          <w:rFonts w:ascii="Times New Roman" w:hAnsi="Times New Roman" w:cs="Times New Roman"/>
+        </w:rPr>
+        <w:t>defines the boundary conditions.</w:t>
+      </w:r>
+      <w:r>
+        <w:t xml:space="preserve"> </w:t>
+      </w:r>
+      <w:r>
+        <w:rPr>
+          <w:rFonts w:ascii="Times New Roman" w:hAnsi="Times New Roman" w:cs="Times New Roman"/>
+        </w:rPr>
+        <w:t>To approximate</w:t>
+      </w:r>
+      <w:r>
+        <w:rPr>
+          <w:rFonts w:ascii="Times New Roman" w:hAnsi="Times New Roman" w:cs="Times New Roman"/>
+        </w:rPr>
+        <w:t xml:space="preserve"> </w:t>
+      </w:r>
+      <m:oMath>
+        <m:r>
+          <w:rPr>
+            <w:rFonts w:ascii="Cambria Math" w:hAnsi="Cambria Math" w:cs="Times New Roman"/>
+          </w:rPr>
+          <m:t>η→∞</m:t>
+        </m:r>
+      </m:oMath>
+      <w:r>
+        <w:rPr>
+          <w:rFonts w:ascii="Times New Roman" w:hAnsi="Times New Roman" w:cs="Times New Roman"/>
+        </w:rPr>
+        <w:t xml:space="preserve">, </w:t>
+      </w:r>
+      <w:r>
+        <w:rPr>
+          <w:rFonts w:ascii="Times New Roman" w:hAnsi="Times New Roman" w:cs="Times New Roman"/>
+        </w:rPr>
+        <w:t>we</w:t>
+      </w:r>
+      <w:r>
+        <w:rPr>
+          <w:rFonts w:ascii="Times New Roman" w:hAnsi="Times New Roman" w:cs="Times New Roman"/>
+        </w:rPr>
+        <w:t xml:space="preserve"> </w:t>
+      </w:r>
+      <w:r>
+        <w:rPr>
+          <w:rFonts w:ascii="Times New Roman" w:hAnsi="Times New Roman" w:cs="Times New Roman"/>
+        </w:rPr>
+        <w:t>use a value of</w:t>
+      </w:r>
+      <w:r>
+        <w:rPr>
+          <w:rFonts w:ascii="Times New Roman" w:hAnsi="Times New Roman" w:cs="Times New Roman"/>
+        </w:rPr>
+        <w:t xml:space="preserve"> </w:t>
+      </w:r>
+      <m:oMath>
+        <m:sSub>
+          <m:sSubPr>
+            <m:ctrlPr>
+              <w:rPr>
+                <w:rFonts w:ascii="Cambria Math" w:hAnsi="Cambria Math" w:cs="Times New Roman"/>
+                <w:i/>
+              </w:rPr>
+            </m:ctrlPr>
+          </m:sSubPr>
+          <m:e>
+            <m:r>
+              <w:rPr>
+                <w:rFonts w:ascii="Cambria Math" w:hAnsi="Cambria Math" w:cs="Times New Roman"/>
+              </w:rPr>
+              <m:t>η</m:t>
+            </m:r>
+          </m:e>
+          <m:sub>
+            <m:r>
+              <w:rPr>
+                <w:rFonts w:ascii="Cambria Math" w:hAnsi="Cambria Math" w:cs="Times New Roman"/>
+              </w:rPr>
+              <m:t>max</m:t>
+            </m:r>
+          </m:sub>
+        </m:sSub>
+      </m:oMath>
+      <w:r>
+        <w:rPr>
+          <w:rFonts w:ascii="Times New Roman" w:hAnsi="Times New Roman" w:cs="Times New Roman"/>
+        </w:rPr>
+        <w:t xml:space="preserve"> = 8 for </w:t>
+      </w:r>
+      <w:proofErr w:type="spellStart"/>
+      <w:r>
+        <w:rPr>
+          <w:rFonts w:ascii="Times New Roman" w:hAnsi="Times New Roman" w:cs="Times New Roman"/>
+        </w:rPr>
+        <w:t>Pr</w:t>
+      </w:r>
+      <w:proofErr w:type="spellEnd"/>
+      <w:r>
+        <w:rPr>
+          <w:rFonts w:ascii="Times New Roman" w:hAnsi="Times New Roman" w:cs="Times New Roman"/>
+        </w:rPr>
+        <w:t xml:space="preserve"> = 0.7 and 7.0</w:t>
+      </w:r>
+      <w:r>
+        <w:rPr>
+          <w:rFonts w:ascii="Times New Roman" w:hAnsi="Times New Roman" w:cs="Times New Roman"/>
+        </w:rPr>
+        <w:t xml:space="preserve">, and a value of </w:t>
+      </w:r>
+      <m:oMath>
+        <m:sSub>
+          <m:sSubPr>
+            <m:ctrlPr>
+              <w:rPr>
+                <w:rFonts w:ascii="Cambria Math" w:hAnsi="Cambria Math" w:cs="Times New Roman"/>
+                <w:i/>
+              </w:rPr>
+            </m:ctrlPr>
+          </m:sSubPr>
+          <m:e>
+            <m:r>
+              <w:rPr>
+                <w:rFonts w:ascii="Cambria Math" w:hAnsi="Cambria Math" w:cs="Times New Roman"/>
+              </w:rPr>
+              <m:t>η</m:t>
+            </m:r>
+          </m:e>
+          <m:sub>
+            <m:r>
+              <w:rPr>
+                <w:rFonts w:ascii="Cambria Math" w:hAnsi="Cambria Math" w:cs="Times New Roman"/>
+              </w:rPr>
+              <m:t>max</m:t>
+            </m:r>
+          </m:sub>
+        </m:sSub>
+      </m:oMath>
+      <w:r>
+        <w:rPr>
+          <w:rFonts w:ascii="Times New Roman" w:hAnsi="Times New Roman" w:cs="Times New Roman"/>
+        </w:rPr>
+        <w:t xml:space="preserve"> = 15 for </w:t>
+      </w:r>
+      <w:proofErr w:type="spellStart"/>
+      <w:r>
+        <w:rPr>
+          <w:rFonts w:ascii="Times New Roman" w:hAnsi="Times New Roman" w:cs="Times New Roman"/>
+        </w:rPr>
+        <w:t>Pr</w:t>
+      </w:r>
+      <w:proofErr w:type="spellEnd"/>
+      <w:r>
+        <w:rPr>
+          <w:rFonts w:ascii="Times New Roman" w:hAnsi="Times New Roman" w:cs="Times New Roman"/>
+        </w:rPr>
+        <w:t xml:space="preserve"> = </w:t>
+      </w:r>
+      <w:r>
+        <w:rPr>
+          <w:rFonts w:ascii="Times New Roman" w:hAnsi="Times New Roman" w:cs="Times New Roman"/>
+        </w:rPr>
+        <w:t>0.07.</w:t>
+      </w:r>
+    </w:p>
+    <w:p>
+      <w:pPr>
+        <w:jc w:val="both"/>
+        <w:rPr>
+          <w:rFonts w:ascii="Times New Roman" w:hAnsi="Times New Roman" w:cs="Times New Roman"/>
+        </w:rPr>
+      </w:pPr>
+    </w:p>
+    <w:p>
+      <w:pPr>
+        <w:jc w:val="both"/>
+        <w:rPr>
+          <w:rFonts w:ascii="Times New Roman" w:hAnsi="Times New Roman" w:cs="Times New Roman"/>
+        </w:rPr>
+      </w:pPr>
+      <w:r>
+        <w:rPr>
+          <w:rFonts w:ascii="Times New Roman" w:hAnsi="Times New Roman" w:cs="Times New Roman"/>
+        </w:rPr>
+        <w:t>Solution</w:t>
+      </w:r>
+    </w:p>
+    <w:p>
+      <w:pPr>
+        <w:jc w:val="both"/>
         <w:rPr>
           <w:rFonts w:ascii="Times New Roman" w:hAnsi="Times New Roman" w:cs="Times New Roman"/>
         </w:rPr>
@@ -725,7 +2118,63 @@
       <w:pPr>
         <w:jc w:val="center"/>
         <w:rPr>
-          <w:rFonts w:ascii="Times New Roman" w:hAnsi="Times New Roman" w:cs="Times New Roman" w:hint="eastAsia"/>
+          <w:rFonts w:ascii="Times New Roman" w:hAnsi="Times New Roman" w:cs="Times New Roman"/>
+        </w:rPr>
+      </w:pPr>
+    </w:p>
+    <w:p>
+      <w:pPr>
+        <w:jc w:val="center"/>
+        <w:rPr>
+          <w:rFonts w:ascii="Times New Roman" w:hAnsi="Times New Roman" w:cs="Times New Roman"/>
+        </w:rPr>
+      </w:pPr>
+    </w:p>
+    <w:p>
+      <w:pPr>
+        <w:jc w:val="center"/>
+        <w:rPr>
+          <w:rFonts w:ascii="Times New Roman" w:hAnsi="Times New Roman" w:cs="Times New Roman"/>
+        </w:rPr>
+      </w:pPr>
+    </w:p>
+    <w:p>
+      <w:pPr>
+        <w:jc w:val="center"/>
+        <w:rPr>
+          <w:rFonts w:ascii="Times New Roman" w:hAnsi="Times New Roman" w:cs="Times New Roman"/>
+        </w:rPr>
+      </w:pPr>
+    </w:p>
+    <w:p>
+      <w:pPr>
+        <w:jc w:val="center"/>
+        <w:rPr>
+          <w:rFonts w:ascii="Times New Roman" w:hAnsi="Times New Roman" w:cs="Times New Roman"/>
+        </w:rPr>
+      </w:pPr>
+    </w:p>
+    <w:p>
+      <w:pPr>
+        <w:jc w:val="center"/>
+        <w:rPr>
+          <w:rFonts w:ascii="Times New Roman" w:hAnsi="Times New Roman" w:cs="Times New Roman"/>
+        </w:rPr>
+      </w:pPr>
+    </w:p>
+    <w:p>
+      <w:pPr>
+        <w:jc w:val="center"/>
+        <w:rPr>
+          <w:rFonts w:ascii="Times New Roman" w:hAnsi="Times New Roman" w:cs="Times New Roman"/>
+        </w:rPr>
+      </w:pPr>
+    </w:p>
+    <w:p>
+      <w:pPr>
+        <w:jc w:val="center"/>
+        <w:rPr>
+          <w:rFonts w:ascii="Times New Roman" w:hAnsi="Times New Roman" w:cs="Times New Roman"/>
         </w:rPr>
       </w:pPr>
       <w:r>
@@ -1348,7 +2797,6 @@
   <w:style w:type="character" w:default="1" w:styleId="DefaultParagraphFont">
     <w:name w:val="Default Paragraph Font"/>
     <w:uiPriority w:val="1"/>
-    <w:semiHidden/>
     <w:unhideWhenUsed/>
   </w:style>
   <w:style w:type="table" w:default="1" w:styleId="TableNormal">
